--- a/docs/05_Calidad/Plan_de_Calidad_Pruebas_y_Aceptacion_ADSO_SENA.docx
+++ b/docs/05_Calidad/Plan_de_Calidad_Pruebas_y_Aceptacion_ADSO_SENA.docx
@@ -3269,7 +3269,7 @@
           <w:color w:val="111827"/>
           <w:sz w:val="21"/>
         </w:rPr>
-        <w:t>Los 189 casos se agrupan en trece clases. La tabla indica cuantos casos tiene cada una y que reglas cubre. El conteo corresponde a la corrida del 04/09/2026, ejecutada en Docker con la imagen maven:3.9-eclipse-temurin-21.</w:t>
+        <w:t>Las 32 pruebas de unidad se agrupan en cuatro clases: la maquina de estados de la orden, los tokens de seguridad, el limite de intentos y la regla que decide cuando se avisa al cliente. Ninguna toca la base de datos, de modo que corren en cualquier equipo y en la integracion continua sin necesidad de credenciales. Aparte quedan 27 comprobaciones de integracion, que si van contra la base real y crean y borran sus propios datos. El conteo corresponde a la corrida del 13/09/2026 con 'node --test', el ejecutor que trae Node 20: 32 de 32 en verde.</w:t>
       </w:r>
     </w:p>
     <w:tbl>
@@ -9906,7 +9906,7 @@
           <w:color w:val="111827"/>
           <w:sz w:val="21"/>
         </w:rPr>
-        <w:t>Siete pasos que recorren toda la aplicacion. Sirven como demostracion y como prueba de humo despues de un despliegue.</w:t>
+        <w:t>Ocho pasos que recorren la aplicacion entera siguiendo una sola moto, desde que entra al taller hasta que se entrega. Sirven como demostracion y como prueba de humo despues de cualquier despliegue. Se ejecutan con las cuentas de la semilla.</w:t>
       </w:r>
     </w:p>
     <w:p>
@@ -9920,14 +9920,13 @@
           <w:b/>
           <w:color w:val="0B6B57"/>
         </w:rPr>
-        <w:t xml:space="preserve">1.  </w:t>
+        <w:t>1.  Entrar como recepcionista (recepcion@sigtm.com). Comprobar que el boton de ingresar esta inactivo hasta resolver la verificacion anti-robot.</w:t>
       </w:r>
       <w:r>
         <w:rPr>
           <w:rFonts w:ascii="Calibri" w:hAnsi="Calibri"/>
           <w:sz w:val="21"/>
         </w:rPr>
-        <w:t>Crear una cuenta con un correo nuevo, tomar el codigo del registro del servidor y verificar.</w:t>
       </w:r>
     </w:p>
     <w:p>
@@ -9941,14 +9940,13 @@
           <w:b/>
           <w:color w:val="0B6B57"/>
         </w:rPr>
-        <w:t xml:space="preserve">2.  </w:t>
+        <w:t>2.  Registrar un cliente nuevo con su correo, y a continuacion una motocicleta con placa. Intentar registrar una segunda moto con la MISMA placa: debe rechazarse.</w:t>
       </w:r>
       <w:r>
         <w:rPr>
           <w:rFonts w:ascii="Calibri" w:hAnsi="Calibri"/>
           <w:sz w:val="21"/>
         </w:rPr>
-        <w:t>En Cuentas, crear una de ahorros con 2.000.000 y una tarjeta de credito con 800.000. Comprobar que el disponible muestre 2.000.000 y no 2.800.000.</w:t>
       </w:r>
     </w:p>
     <w:p>
@@ -9962,14 +9960,13 @@
           <w:b/>
           <w:color w:val="0B6B57"/>
         </w:rPr>
-        <w:t xml:space="preserve">3.  </w:t>
+        <w:t>3.  Abrir una orden de trabajo para esa moto. Anotar el codigo que se genera, con el formato OT-2026-XXXXXX. Intentar abrir otra orden usando una moto que pertenece a otro cliente: debe rechazarse.</w:t>
       </w:r>
       <w:r>
         <w:rPr>
           <w:rFonts w:ascii="Calibri" w:hAnsi="Calibri"/>
           <w:sz w:val="21"/>
         </w:rPr>
-        <w:t>En Inicio, anotar un ingreso de 1.500.000 en Salario y dos gastos: 400.000 en Alimentacion y 150.000 en Transporte.</w:t>
       </w:r>
     </w:p>
     <w:p>
@@ -9983,14 +9980,13 @@
           <w:b/>
           <w:color w:val="0B6B57"/>
         </w:rPr>
-        <w:t xml:space="preserve">4.  </w:t>
+        <w:t>4.  Intentar pasar la orden de RECIBIDA directamente a ENTREGADA. Debe rechazarse con un mensaje que enumere las transiciones validas. Pasarla entonces a EN_DIAGNOSTICO.</w:t>
       </w:r>
       <w:r>
         <w:rPr>
           <w:rFonts w:ascii="Calibri" w:hAnsi="Calibri"/>
           <w:sz w:val="21"/>
         </w:rPr>
-        <w:t>Revisar que el resumen de hoy y la composicion del gasto coincidan con lo registrado.</w:t>
       </w:r>
     </w:p>
     <w:p>
@@ -10004,14 +10000,13 @@
           <w:b/>
           <w:color w:val="0B6B57"/>
         </w:rPr>
-        <w:t xml:space="preserve">5.  </w:t>
+        <w:t>5.  Asignar un mecanico. Intentar asignar a la recepcionista: debe rechazarse porque no tiene ese rol. Entrar como mecanico (mecanico1@sigtm.com), registrar el diagnostico, la mano de obra y dos repuestos, y comprobar que el total suma mano de obra mas cada item por su cantidad.</w:t>
       </w:r>
       <w:r>
         <w:rPr>
           <w:rFonts w:ascii="Calibri" w:hAnsi="Calibri"/>
           <w:sz w:val="21"/>
         </w:rPr>
-        <w:t>En Presupuestos, poner un limite de 300.000 en Alimentacion. Debe marcar 133% y excedido, y aparecer como alerta en el inicio.</w:t>
       </w:r>
     </w:p>
     <w:p>
@@ -10025,14 +10020,19 @@
           <w:b/>
           <w:color w:val="0B6B57"/>
         </w:rPr>
-        <w:t xml:space="preserve">6.  </w:t>
+        <w:t>6.  Avanzar la orden hasta LISTA. Revisar la consola del servidor: debe aparecer el aviso enviado al cliente con el enlace para verlo. Comprobar que en el recorrido completo salieron cuatro correos y no seis: pasar de diagnostico a cotizacion no genera aviso, porque para el cliente sigue siendo la misma etapa.</w:t>
       </w:r>
       <w:r>
         <w:rPr>
           <w:rFonts w:ascii="Calibri" w:hAnsi="Calibri"/>
           <w:sz w:val="21"/>
         </w:rPr>
-        <w:t>En Obligaciones, registrar una deuda de 2.400.000 al 24% con cuota de 300.000. Pagar 30.000 y comprobar que la deuda no baja y que el sistema lo advierte. Pagar 300.000 y revisar el desglose: 48.000 de interes y 252.000 a capital.</w:t>
+      </w:r>
+    </w:p>
+    <w:p>
+      <w:pPr/>
+      <w:r>
+        <w:t>7.  En una ventana de incognito, consultar el codigo de la orden en la pantalla de seguimiento, sin iniciar sesion. Debe mostrar la linea de tiempo de cinco pasos y NO debe mostrar nombre, correo, cotizacion ni factura. Consultar despues un codigo inventado: debe responder sin revelar nada.</w:t>
       </w:r>
     </w:p>
     <w:p>
@@ -10046,14 +10046,13 @@
           <w:b/>
           <w:color w:val="0B6B57"/>
         </w:rPr>
-        <w:t xml:space="preserve">7.  </w:t>
+        <w:t>8.  Entrar como cliente (cliente@sigtm.com) y comprobar que ve su moto y la misma linea de tiempo. Alterar el identificador en la direccion para pedir el expediente de otro cliente: debe responder 403. Salir, pedir el enlace de recuperacion de contrasena, tomarlo de la consola, cambiar la contrasena y comprobar dos cosas: que el enlace no sirve una segunda vez, y que la sesion que estaba abierta dejo de valer.</w:t>
       </w:r>
       <w:r>
         <w:rPr>
           <w:rFonts w:ascii="Calibri" w:hAnsi="Calibri"/>
           <w:sz w:val="21"/>
         </w:rPr>
-        <w:t>En Metas, crear una de 1.000.000, abonar 250.000 y verificar el 25%. Intentar abonar 5.000.000 y comprobar que se rechaza.</w:t>
       </w:r>
     </w:p>
     <w:p>
@@ -10067,7 +10066,7 @@
           <w:color w:val="111827"/>
           <w:sz w:val="21"/>
         </w:rPr>
-        <w:t>Los pasos 5 y 6 son los que conviene mostrar con calma: es donde la aplicacion dice la verdad incomoda en lugar de simular un avance.</w:t>
+        <w:t>Los pasos 4 y 7 son los que conviene mostrar con calma. En el 4 la aplicacion se niega a hacer algo y explica por que, en vez de dejar pasar un salto de etapa que despues nadie puede reconstruir. En el 7 se ve lo que el sistema NO ensena a quien tiene el codigo pero no la cuenta: ni nombre, ni correo, ni precios.</w:t>
       </w:r>
     </w:p>
     <w:p>
@@ -10095,7 +10094,7 @@
           <w:color w:val="111827"/>
           <w:sz w:val="21"/>
         </w:rPr>
-        <w:t>El recorrido de verificacion se ejecuto completo el 11/09/2026 sobre la aplicacion en marcha, con la base de datos compartida en Neon y los datos de la semilla. Lo ejecutaron los tres integrantes del equipo, cada uno sobre el alcance que tiene asignado en este documento.</w:t>
+        <w:t>El recorrido anterior, de siete pasos, se ejecuto el 11/09/2026. El 13/09 se reescribio por completo: los pasos que tenia no correspondian a esta aplicacion. El recorrido de ocho pasos que figura arriba NO se ha ejecutado todavia de forma manual por el equipo, y queda como tarea previa a la entrega. Lo que si esta verificado de forma automatica es el nucleo de lo que comprueba: la maquina de estados, los tokens, el limite de intentos y la regla de aviso al cliente suman 32 pruebas de unidad, y la recuperacion de contrasena y el aviso de cambio de etapa suman 27 comprobaciones de integracion contra la base real. Se declara asi, sin dar por ejecutado lo que no se ejecuto.</w:t>
       </w:r>
     </w:p>
     <w:tbl>
